--- a/Macros_and_hooks.docx
+++ b/Macros_and_hooks.docx
@@ -9,6 +9,9 @@
     </w:p>
     <w:p>
       <w:r>
+        <w:rPr>
+          <w:noProof/>
+        </w:rPr>
         <w:drawing>
           <wp:inline distT="0" distB="0" distL="0" distR="0" wp14:anchorId="2D7648A7" wp14:editId="3C0C7DA4">
             <wp:extent cx="5731510" cy="3228975"/>
@@ -48,6 +51,9 @@
     </w:p>
     <w:p>
       <w:r>
+        <w:rPr>
+          <w:noProof/>
+        </w:rPr>
         <w:drawing>
           <wp:inline distT="0" distB="0" distL="0" distR="0" wp14:anchorId="2ED936CF" wp14:editId="050A14C3">
             <wp:extent cx="5731510" cy="3084195"/>
@@ -86,184 +92,28 @@
       </w:r>
     </w:p>
     <w:p>
-      <w:proofErr w:type="spellStart"/>
-      <w:r>
-        <w:t>Macrs</w:t>
-      </w:r>
-      <w:proofErr w:type="spellEnd"/>
-      <w:r>
-        <w:t>/</w:t>
-      </w:r>
-      <w:proofErr w:type="spellStart"/>
-      <w:r>
-        <w:t>calc_tax.sql</w:t>
-      </w:r>
-      <w:proofErr w:type="spellEnd"/>
-    </w:p>
-    <w:p>
-      <w:r>
-        <w:t xml:space="preserve">{% macro </w:t>
-      </w:r>
-      <w:proofErr w:type="spellStart"/>
-      <w:r>
-        <w:t>calc_</w:t>
-      </w:r>
-      <w:proofErr w:type="gramStart"/>
-      <w:r>
-        <w:t>tax</w:t>
-      </w:r>
-      <w:proofErr w:type="spellEnd"/>
-      <w:r>
-        <w:t>(</w:t>
-      </w:r>
-      <w:proofErr w:type="spellStart"/>
-      <w:proofErr w:type="gramEnd"/>
-      <w:r>
-        <w:t>amount_column</w:t>
-      </w:r>
-      <w:proofErr w:type="spellEnd"/>
-      <w:r>
-        <w:t xml:space="preserve">, </w:t>
-      </w:r>
-      <w:proofErr w:type="spellStart"/>
-      <w:r>
-        <w:t>tax_rate</w:t>
-      </w:r>
-      <w:proofErr w:type="spellEnd"/>
-      <w:r>
-        <w:t xml:space="preserve">=0.1) </w:t>
-      </w:r>
-      <w:proofErr w:type="gramStart"/>
-      <w:r>
-        <w:t>%}  --</w:t>
-      </w:r>
-      <w:proofErr w:type="spellStart"/>
-      <w:proofErr w:type="gramEnd"/>
-      <w:r>
-        <w:t>tax_rate</w:t>
-      </w:r>
-      <w:proofErr w:type="spellEnd"/>
-      <w:r>
-        <w:t xml:space="preserve"> 10 percent</w:t>
-      </w:r>
-    </w:p>
-    <w:p>
-      <w:r>
-        <w:t>    (</w:t>
-      </w:r>
-      <w:proofErr w:type="gramStart"/>
-      <w:r>
-        <w:t xml:space="preserve">{{ </w:t>
-      </w:r>
-      <w:proofErr w:type="spellStart"/>
-      <w:r>
-        <w:t>amount</w:t>
-      </w:r>
-      <w:proofErr w:type="gramEnd"/>
-      <w:r>
-        <w:t>_</w:t>
-      </w:r>
-      <w:proofErr w:type="gramStart"/>
-      <w:r>
-        <w:t>column</w:t>
-      </w:r>
-      <w:proofErr w:type="spellEnd"/>
-      <w:r>
-        <w:t xml:space="preserve"> }</w:t>
-      </w:r>
-      <w:proofErr w:type="gramEnd"/>
-      <w:r>
-        <w:t xml:space="preserve">} * </w:t>
-      </w:r>
-      <w:proofErr w:type="gramStart"/>
-      <w:r>
-        <w:t xml:space="preserve">{{ </w:t>
-      </w:r>
-      <w:proofErr w:type="spellStart"/>
-      <w:r>
-        <w:t>tax</w:t>
-      </w:r>
-      <w:proofErr w:type="gramEnd"/>
-      <w:r>
-        <w:t>_</w:t>
-      </w:r>
-      <w:proofErr w:type="gramStart"/>
-      <w:r>
-        <w:t>rate</w:t>
-      </w:r>
-      <w:proofErr w:type="spellEnd"/>
-      <w:r>
-        <w:t xml:space="preserve"> }</w:t>
-      </w:r>
-      <w:proofErr w:type="gramEnd"/>
-      <w:r>
-        <w:t>}) as TAX_AMOUNT,</w:t>
-      </w:r>
-    </w:p>
-    <w:p>
-      <w:r>
-        <w:t>    (</w:t>
-      </w:r>
-      <w:proofErr w:type="gramStart"/>
-      <w:r>
-        <w:t xml:space="preserve">{{ </w:t>
-      </w:r>
-      <w:proofErr w:type="spellStart"/>
-      <w:r>
-        <w:t>amount</w:t>
-      </w:r>
-      <w:proofErr w:type="gramEnd"/>
-      <w:r>
-        <w:t>_</w:t>
-      </w:r>
-      <w:proofErr w:type="gramStart"/>
-      <w:r>
-        <w:t>column</w:t>
-      </w:r>
-      <w:proofErr w:type="spellEnd"/>
-      <w:r>
-        <w:t xml:space="preserve"> }</w:t>
-      </w:r>
-      <w:proofErr w:type="gramEnd"/>
-      <w:r>
-        <w:t xml:space="preserve">} * (1 + </w:t>
-      </w:r>
-      <w:proofErr w:type="gramStart"/>
-      <w:r>
-        <w:t xml:space="preserve">{{ </w:t>
-      </w:r>
-      <w:proofErr w:type="spellStart"/>
-      <w:r>
-        <w:t>tax</w:t>
-      </w:r>
-      <w:proofErr w:type="gramEnd"/>
-      <w:r>
-        <w:t>_</w:t>
-      </w:r>
-      <w:proofErr w:type="gramStart"/>
-      <w:r>
-        <w:t>rate</w:t>
-      </w:r>
-      <w:proofErr w:type="spellEnd"/>
-      <w:r>
-        <w:t xml:space="preserve"> }</w:t>
-      </w:r>
-      <w:proofErr w:type="gramEnd"/>
-      <w:r>
-        <w:t>})) as TOTAL_AMOUNT</w:t>
-      </w:r>
-    </w:p>
-    <w:p>
-      <w:r>
-        <w:t xml:space="preserve">{% </w:t>
-      </w:r>
-      <w:proofErr w:type="spellStart"/>
-      <w:r>
-        <w:t>endmacro</w:t>
-      </w:r>
-      <w:proofErr w:type="spellEnd"/>
-      <w:r>
-        <w:t xml:space="preserve"> %}</w:t>
+      <w:r>
+        <w:t>Macrs/calc_tax.sql</w:t>
+      </w:r>
+    </w:p>
+    <w:p>
+      <w:r>
+        <w:t>{% macro calc_tax(amount_column, tax_rate=0.1) %}  --tax_rate 10 percent</w:t>
+      </w:r>
+    </w:p>
+    <w:p>
+      <w:r>
+        <w:t>    ({{ amount_column }} * {{ tax_rate }}) as TAX_AMOUNT,</w:t>
+      </w:r>
+    </w:p>
+    <w:p>
+      <w:r>
+        <w:t>    ({{ amount_column }} * (1 + {{ tax_rate }})) as TOTAL_AMOUNT</w:t>
+      </w:r>
+    </w:p>
+    <w:p>
+      <w:r>
+        <w:t>{% endmacro %}</w:t>
       </w:r>
     </w:p>
     <w:p>
@@ -289,28 +139,12 @@
     </w:p>
     <w:p>
       <w:r>
-        <w:t xml:space="preserve">        </w:t>
-      </w:r>
-      <w:proofErr w:type="spellStart"/>
-      <w:r>
-        <w:t>order_id</w:t>
-      </w:r>
-      <w:proofErr w:type="spellEnd"/>
-      <w:r>
-        <w:t>,</w:t>
-      </w:r>
-    </w:p>
-    <w:p>
-      <w:r>
-        <w:t xml:space="preserve">        </w:t>
-      </w:r>
-      <w:proofErr w:type="spellStart"/>
-      <w:r>
-        <w:t>customer_id</w:t>
-      </w:r>
-      <w:proofErr w:type="spellEnd"/>
-      <w:r>
-        <w:t>,</w:t>
+        <w:t>        order_id,</w:t>
+      </w:r>
+    </w:p>
+    <w:p>
+      <w:r>
+        <w:t>        customer_id,</w:t>
       </w:r>
     </w:p>
     <w:p>
@@ -320,68 +154,12 @@
     </w:p>
     <w:p>
       <w:r>
-        <w:t xml:space="preserve">        </w:t>
-      </w:r>
-      <w:proofErr w:type="gramStart"/>
-      <w:r>
-        <w:t xml:space="preserve">{{ </w:t>
-      </w:r>
-      <w:proofErr w:type="spellStart"/>
-      <w:r>
-        <w:t>calc</w:t>
-      </w:r>
-      <w:proofErr w:type="gramEnd"/>
-      <w:r>
-        <w:t>_</w:t>
-      </w:r>
-      <w:proofErr w:type="gramStart"/>
-      <w:r>
-        <w:t>tax</w:t>
-      </w:r>
-      <w:proofErr w:type="spellEnd"/>
-      <w:r>
-        <w:t>(</w:t>
-      </w:r>
-      <w:proofErr w:type="gramEnd"/>
-      <w:r>
-        <w:t>'amount', 0.1</w:t>
-      </w:r>
-      <w:proofErr w:type="gramStart"/>
-      <w:r>
-        <w:t>) }</w:t>
-      </w:r>
-      <w:proofErr w:type="gramEnd"/>
-      <w:r>
-        <w:t>}  --passing column name and tax rate 8 percent</w:t>
-      </w:r>
-    </w:p>
-    <w:p>
-      <w:r>
-        <w:t xml:space="preserve">    from </w:t>
-      </w:r>
-      <w:proofErr w:type="gramStart"/>
-      <w:r>
-        <w:t>{{ source</w:t>
-      </w:r>
-      <w:proofErr w:type="gramEnd"/>
-      <w:r>
-        <w:t>('</w:t>
-      </w:r>
-      <w:proofErr w:type="spellStart"/>
-      <w:r>
-        <w:t>rawsource</w:t>
-      </w:r>
-      <w:proofErr w:type="spellEnd"/>
-      <w:r>
-        <w:t>', 'orders'</w:t>
-      </w:r>
-      <w:proofErr w:type="gramStart"/>
-      <w:r>
-        <w:t>) }</w:t>
-      </w:r>
-      <w:proofErr w:type="gramEnd"/>
-      <w:r>
-        <w:t>}</w:t>
+        <w:t>        {{ calc_tax('amount', 0.1) }}  --passing column name and tax rate 8 percent</w:t>
+      </w:r>
+    </w:p>
+    <w:p>
+      <w:r>
+        <w:t>    from {{ source('rawsource', 'orders') }}</w:t>
       </w:r>
     </w:p>
     <w:p>
@@ -403,6 +181,9 @@
     <w:p/>
     <w:p>
       <w:r>
+        <w:rPr>
+          <w:noProof/>
+        </w:rPr>
         <w:drawing>
           <wp:inline distT="0" distB="0" distL="0" distR="0" wp14:anchorId="4D85B180" wp14:editId="6EDA7122">
             <wp:extent cx="5731510" cy="3131820"/>
@@ -442,33 +223,12 @@
     </w:p>
     <w:p>
       <w:r>
-        <w:t>Macros/</w:t>
-      </w:r>
-      <w:proofErr w:type="spellStart"/>
-      <w:r>
-        <w:t>load_log.sql</w:t>
-      </w:r>
-      <w:proofErr w:type="spellEnd"/>
-    </w:p>
-    <w:p>
-      <w:r>
-        <w:t xml:space="preserve">{% macro </w:t>
-      </w:r>
-      <w:proofErr w:type="spellStart"/>
-      <w:r>
-        <w:t>log_load</w:t>
-      </w:r>
-      <w:proofErr w:type="spellEnd"/>
-      <w:r>
-        <w:t>(</w:t>
-      </w:r>
-      <w:proofErr w:type="spellStart"/>
-      <w:r>
-        <w:t>table_name</w:t>
-      </w:r>
-      <w:proofErr w:type="spellEnd"/>
-      <w:r>
-        <w:t>) %}</w:t>
+        <w:t>Macros/load_log.sql</w:t>
+      </w:r>
+    </w:p>
+    <w:p>
+      <w:r>
+        <w:t>{% macro log_load(table_name) %}</w:t>
       </w:r>
     </w:p>
     <w:p>
@@ -478,59 +238,14 @@
     </w:p>
     <w:p>
       <w:r>
-        <w:t xml:space="preserve">        {% set </w:t>
-      </w:r>
-      <w:proofErr w:type="spellStart"/>
-      <w:r>
-        <w:t>sql</w:t>
-      </w:r>
-      <w:proofErr w:type="spellEnd"/>
-      <w:r>
-        <w:t xml:space="preserve"> %}</w:t>
+        <w:t>        {% set sql %}</w:t>
       </w:r>
     </w:p>
     <w:p/>
     <w:p>
       <w:r>
         <w:lastRenderedPageBreak/>
-        <w:t>            insert into DEMO_</w:t>
-      </w:r>
-      <w:proofErr w:type="gramStart"/>
-      <w:r>
-        <w:t>DB.AUDIT.LOAD</w:t>
-      </w:r>
-      <w:proofErr w:type="gramEnd"/>
-      <w:r>
-        <w:t>_</w:t>
-      </w:r>
-      <w:proofErr w:type="gramStart"/>
-      <w:r>
-        <w:t>LOG(</w:t>
-      </w:r>
-      <w:proofErr w:type="spellStart"/>
-      <w:proofErr w:type="gramEnd"/>
-      <w:r>
-        <w:t>table_name</w:t>
-      </w:r>
-      <w:proofErr w:type="spellEnd"/>
-      <w:r>
-        <w:t xml:space="preserve">, </w:t>
-      </w:r>
-      <w:proofErr w:type="spellStart"/>
-      <w:r>
-        <w:t>row_count</w:t>
-      </w:r>
-      <w:proofErr w:type="spellEnd"/>
-      <w:r>
-        <w:t xml:space="preserve">, </w:t>
-      </w:r>
-      <w:proofErr w:type="spellStart"/>
-      <w:r>
-        <w:t>loaded_at</w:t>
-      </w:r>
-      <w:proofErr w:type="spellEnd"/>
-      <w:r>
-        <w:t>)</w:t>
+        <w:t>            insert into DEMO_DB.AUDIT.LOAD_LOG(table_name, row_count, loaded_at)</w:t>
       </w:r>
     </w:p>
     <w:p>
@@ -540,135 +255,34 @@
     </w:p>
     <w:p>
       <w:r>
-        <w:t>                '</w:t>
-      </w:r>
-      <w:proofErr w:type="gramStart"/>
-      <w:r>
-        <w:t xml:space="preserve">{{ </w:t>
-      </w:r>
-      <w:proofErr w:type="spellStart"/>
-      <w:r>
-        <w:t>table</w:t>
-      </w:r>
-      <w:proofErr w:type="gramEnd"/>
-      <w:r>
-        <w:t>_</w:t>
-      </w:r>
-      <w:proofErr w:type="gramStart"/>
-      <w:r>
-        <w:t>name</w:t>
-      </w:r>
-      <w:proofErr w:type="spellEnd"/>
-      <w:r>
-        <w:t xml:space="preserve"> }}'</w:t>
-      </w:r>
-      <w:proofErr w:type="gramEnd"/>
-      <w:r>
-        <w:t xml:space="preserve"> as </w:t>
-      </w:r>
-      <w:proofErr w:type="spellStart"/>
-      <w:r>
-        <w:t>tbl_name</w:t>
-      </w:r>
-      <w:proofErr w:type="spellEnd"/>
-      <w:r>
-        <w:t>,</w:t>
-      </w:r>
-    </w:p>
-    <w:p>
-      <w:r>
-        <w:t xml:space="preserve">                </w:t>
-      </w:r>
-      <w:proofErr w:type="gramStart"/>
-      <w:r>
-        <w:t>count(</w:t>
-      </w:r>
-      <w:proofErr w:type="gramEnd"/>
-      <w:r>
-        <w:t xml:space="preserve">*) as </w:t>
-      </w:r>
-      <w:proofErr w:type="spellStart"/>
-      <w:r>
-        <w:t>cnt</w:t>
-      </w:r>
-      <w:proofErr w:type="spellEnd"/>
-      <w:r>
-        <w:t>,</w:t>
-      </w:r>
-    </w:p>
-    <w:p>
-      <w:r>
-        <w:t xml:space="preserve">                </w:t>
-      </w:r>
-      <w:proofErr w:type="spellStart"/>
-      <w:r>
-        <w:t>current_timestamp</w:t>
-      </w:r>
-      <w:proofErr w:type="spellEnd"/>
-    </w:p>
-    <w:p>
-      <w:r>
-        <w:t xml:space="preserve">            from </w:t>
-      </w:r>
-      <w:proofErr w:type="gramStart"/>
-      <w:r>
-        <w:t xml:space="preserve">{{ </w:t>
-      </w:r>
-      <w:proofErr w:type="spellStart"/>
-      <w:r>
-        <w:t>table</w:t>
-      </w:r>
-      <w:proofErr w:type="gramEnd"/>
-      <w:r>
-        <w:t>_</w:t>
-      </w:r>
-      <w:proofErr w:type="gramStart"/>
-      <w:r>
-        <w:t>name</w:t>
-      </w:r>
-      <w:proofErr w:type="spellEnd"/>
-      <w:r>
-        <w:t xml:space="preserve"> }</w:t>
-      </w:r>
-      <w:proofErr w:type="gramEnd"/>
-      <w:r>
-        <w:t>}</w:t>
-      </w:r>
-    </w:p>
-    <w:p/>
-    <w:p>
-      <w:r>
-        <w:t xml:space="preserve">        {% </w:t>
-      </w:r>
-      <w:proofErr w:type="spellStart"/>
-      <w:r>
-        <w:t>endset</w:t>
-      </w:r>
-      <w:proofErr w:type="spellEnd"/>
-      <w:r>
-        <w:t xml:space="preserve"> %}</w:t>
-      </w:r>
-    </w:p>
-    <w:p/>
-    <w:p>
-      <w:r>
-        <w:t xml:space="preserve">        {% do </w:t>
-      </w:r>
-      <w:proofErr w:type="spellStart"/>
-      <w:r>
-        <w:t>run_query</w:t>
-      </w:r>
-      <w:proofErr w:type="spellEnd"/>
-      <w:r>
-        <w:t>(</w:t>
-      </w:r>
-      <w:proofErr w:type="spellStart"/>
-      <w:r>
-        <w:t>sql</w:t>
-      </w:r>
-      <w:proofErr w:type="spellEnd"/>
-      <w:r>
-        <w:t>) %}</w:t>
+        <w:t>                '{{ table_name }}' as tbl_name,</w:t>
+      </w:r>
+    </w:p>
+    <w:p>
+      <w:r>
+        <w:t>                count(*) as cnt,</w:t>
+      </w:r>
+    </w:p>
+    <w:p>
+      <w:r>
+        <w:t>                current_timestamp</w:t>
+      </w:r>
+    </w:p>
+    <w:p>
+      <w:r>
+        <w:t>            from {{ table_name }}</w:t>
+      </w:r>
+    </w:p>
+    <w:p/>
+    <w:p>
+      <w:r>
+        <w:t>        {% endset %}</w:t>
+      </w:r>
+    </w:p>
+    <w:p/>
+    <w:p>
+      <w:r>
+        <w:t>        {% do run_query(sql) %}</w:t>
       </w:r>
     </w:p>
     <w:p>
@@ -684,22 +298,17 @@
     </w:p>
     <w:p>
       <w:r>
-        <w:t xml:space="preserve">{% </w:t>
-      </w:r>
-      <w:proofErr w:type="spellStart"/>
-      <w:r>
-        <w:t>endmacro</w:t>
-      </w:r>
-      <w:proofErr w:type="spellEnd"/>
-      <w:r>
-        <w:t xml:space="preserve"> %}</w:t>
-      </w:r>
-    </w:p>
-    <w:p/>
-    <w:p/>
-    <w:p/>
-    <w:p>
-      <w:r>
+        <w:t>{% endmacro %}</w:t>
+      </w:r>
+    </w:p>
+    <w:p/>
+    <w:p/>
+    <w:p/>
+    <w:p>
+      <w:r>
+        <w:rPr>
+          <w:noProof/>
+        </w:rPr>
         <w:drawing>
           <wp:inline distT="0" distB="0" distL="0" distR="0" wp14:anchorId="427C7163" wp14:editId="2A1C16B4">
             <wp:extent cx="5731510" cy="2955925"/>
@@ -743,21 +352,16 @@
           <w:rPr>
             <w:rStyle w:val="Hyperlink"/>
           </w:rPr>
-          <w:t xml:space="preserve">Automating Customer Data Load with DBT &amp; Snowflake - </w:t>
+          <w:t>Automating Customer Data Load with DBT &amp; Snowflake - Cloudyard</w:t>
         </w:r>
-        <w:proofErr w:type="spellStart"/>
-        <w:r>
-          <w:rPr>
-            <w:rStyle w:val="Hyperlink"/>
-          </w:rPr>
-          <w:t>Cloudyard</w:t>
-        </w:r>
-        <w:proofErr w:type="spellEnd"/>
       </w:hyperlink>
     </w:p>
     <w:p/>
     <w:p>
       <w:r>
+        <w:rPr>
+          <w:noProof/>
+        </w:rPr>
         <w:drawing>
           <wp:inline distT="0" distB="0" distL="0" distR="0" wp14:anchorId="68761609" wp14:editId="617C3661">
             <wp:extent cx="5731510" cy="3228975"/>
@@ -797,13 +401,8 @@
     </w:p>
     <w:p>
       <w:r>
-        <w:t xml:space="preserve">4. </w:t>
-      </w:r>
-      <w:proofErr w:type="spellStart"/>
-      <w:r>
-        <w:t>send_email_notification</w:t>
-      </w:r>
-      <w:proofErr w:type="spellEnd"/>
+        <w:t>4. send_email_notification</w:t>
+      </w:r>
     </w:p>
     <w:p>
       <w:r>
@@ -813,129 +412,39 @@
     <w:p/>
     <w:p>
       <w:r>
-        <w:t xml:space="preserve">{% macro </w:t>
-      </w:r>
-      <w:proofErr w:type="spellStart"/>
-      <w:r>
-        <w:t>send_email_</w:t>
-      </w:r>
-      <w:proofErr w:type="gramStart"/>
-      <w:r>
-        <w:t>notification</w:t>
-      </w:r>
-      <w:proofErr w:type="spellEnd"/>
-      <w:r>
-        <w:t>(</w:t>
-      </w:r>
-      <w:proofErr w:type="gramEnd"/>
-      <w:r>
-        <w:t>subject, body) %}</w:t>
-      </w:r>
-    </w:p>
-    <w:p/>
-    <w:p>
-      <w:r>
-        <w:t xml:space="preserve">    {% set </w:t>
-      </w:r>
-      <w:proofErr w:type="spellStart"/>
-      <w:r>
-        <w:t>sql</w:t>
-      </w:r>
-      <w:proofErr w:type="spellEnd"/>
-      <w:r>
-        <w:t xml:space="preserve"> %}</w:t>
-      </w:r>
-    </w:p>
-    <w:p>
-      <w:r>
-        <w:t>        CALL SYSTEM$SEND_</w:t>
-      </w:r>
-      <w:proofErr w:type="gramStart"/>
-      <w:r>
-        <w:t>EMAIL(</w:t>
-      </w:r>
-      <w:proofErr w:type="gramEnd"/>
-    </w:p>
-    <w:p>
-      <w:r>
-        <w:t>            'EMAIL_ALERT_INT</w:t>
-      </w:r>
-      <w:proofErr w:type="gramStart"/>
-      <w:r>
-        <w:t xml:space="preserve">',   </w:t>
-      </w:r>
-      <w:proofErr w:type="gramEnd"/>
-      <w:r>
-        <w:t>          -- Email integration name</w:t>
-      </w:r>
-    </w:p>
-    <w:p>
-      <w:r>
-        <w:t>            'mohan.krishna.k@gds.ey.com</w:t>
-      </w:r>
-      <w:proofErr w:type="gramStart"/>
-      <w:r>
-        <w:t xml:space="preserve">',   </w:t>
-      </w:r>
-      <w:proofErr w:type="gramEnd"/>
-      <w:r>
-        <w:t>-- Recipient email</w:t>
-      </w:r>
-    </w:p>
-    <w:p>
-      <w:r>
-        <w:t>            '</w:t>
-      </w:r>
-      <w:proofErr w:type="gramStart"/>
-      <w:r>
-        <w:t>{{ subject</w:t>
-      </w:r>
-      <w:proofErr w:type="gramEnd"/>
-      <w:r>
-        <w:t xml:space="preserve"> | </w:t>
-      </w:r>
-      <w:proofErr w:type="gramStart"/>
-      <w:r>
-        <w:t>replace(</w:t>
-      </w:r>
-      <w:proofErr w:type="gramEnd"/>
-      <w:r>
-        <w:t>"\"", "\"\""</w:t>
-      </w:r>
-      <w:proofErr w:type="gramStart"/>
-      <w:r>
-        <w:t>) }}'</w:t>
-      </w:r>
-      <w:proofErr w:type="gramEnd"/>
-      <w:r>
-        <w:t>,</w:t>
-      </w:r>
-    </w:p>
-    <w:p>
-      <w:r>
-        <w:t>            '</w:t>
-      </w:r>
-      <w:proofErr w:type="gramStart"/>
-      <w:r>
-        <w:t>{{ body</w:t>
-      </w:r>
-      <w:proofErr w:type="gramEnd"/>
-      <w:r>
-        <w:t xml:space="preserve"> | </w:t>
-      </w:r>
-      <w:proofErr w:type="gramStart"/>
-      <w:r>
-        <w:t>replace(</w:t>
-      </w:r>
-      <w:proofErr w:type="gramEnd"/>
-      <w:r>
-        <w:t>"\"", "\"\""</w:t>
-      </w:r>
-      <w:proofErr w:type="gramStart"/>
-      <w:r>
-        <w:t>) }}'</w:t>
-      </w:r>
-      <w:proofErr w:type="gramEnd"/>
+        <w:t>{% macro send_email_notification(subject, body) %}</w:t>
+      </w:r>
+    </w:p>
+    <w:p/>
+    <w:p>
+      <w:r>
+        <w:t>    {% set sql %}</w:t>
+      </w:r>
+    </w:p>
+    <w:p>
+      <w:r>
+        <w:t>        CALL SYSTEM$SEND_EMAIL(</w:t>
+      </w:r>
+    </w:p>
+    <w:p>
+      <w:r>
+        <w:t>            'EMAIL_ALERT_INT',             -- Email integration name</w:t>
+      </w:r>
+    </w:p>
+    <w:p>
+      <w:r>
+        <w:t>            'mohan.krishna.k@gds.ey.com',   -- Recipient email</w:t>
+      </w:r>
+    </w:p>
+    <w:p>
+      <w:r>
+        <w:t>            '{{ subject | replace("\"", "\"\"") }}',</w:t>
+      </w:r>
+    </w:p>
+    <w:p>
+      <w:r>
+        <w:t>            '{{ body | replace("\"", "\"\"") }}'</w:t>
+      </w:r>
     </w:p>
     <w:p>
       <w:r>
@@ -944,64 +453,24 @@
     </w:p>
     <w:p>
       <w:r>
-        <w:t xml:space="preserve">    {% </w:t>
-      </w:r>
-      <w:proofErr w:type="spellStart"/>
-      <w:r>
-        <w:t>endset</w:t>
-      </w:r>
-      <w:proofErr w:type="spellEnd"/>
-      <w:r>
-        <w:t xml:space="preserve"> %}</w:t>
-      </w:r>
-    </w:p>
-    <w:p/>
-    <w:p>
-      <w:r>
-        <w:t xml:space="preserve">    {% do </w:t>
-      </w:r>
-      <w:proofErr w:type="gramStart"/>
-      <w:r>
-        <w:t>log(</w:t>
-      </w:r>
-      <w:proofErr w:type="gramEnd"/>
-      <w:r>
-        <w:t>"Sending Email -&gt; " ~ subject, info=True) %} --display output on cli</w:t>
-      </w:r>
-    </w:p>
-    <w:p>
-      <w:r>
-        <w:t xml:space="preserve">    {% do </w:t>
-      </w:r>
-      <w:proofErr w:type="spellStart"/>
-      <w:r>
-        <w:t>run_query</w:t>
-      </w:r>
-      <w:proofErr w:type="spellEnd"/>
-      <w:r>
-        <w:t>(</w:t>
-      </w:r>
-      <w:proofErr w:type="spellStart"/>
-      <w:r>
-        <w:t>sql</w:t>
-      </w:r>
-      <w:proofErr w:type="spellEnd"/>
-      <w:r>
-        <w:t>) %}</w:t>
+        <w:t>    {% endset %}</w:t>
+      </w:r>
+    </w:p>
+    <w:p/>
+    <w:p>
+      <w:r>
+        <w:t>    {% do log("Sending Email -&gt; " ~ subject, info=True) %} --display output on cli</w:t>
+      </w:r>
+    </w:p>
+    <w:p>
+      <w:r>
+        <w:t>    {% do run_query(sql) %}</w:t>
       </w:r>
     </w:p>
     <w:p>
       <w:r>
         <w:lastRenderedPageBreak/>
-        <w:t xml:space="preserve">{% </w:t>
-      </w:r>
-      <w:proofErr w:type="spellStart"/>
-      <w:r>
-        <w:t>endmacro</w:t>
-      </w:r>
-      <w:proofErr w:type="spellEnd"/>
-      <w:r>
-        <w:t xml:space="preserve"> %}</w:t>
+        <w:t>{% endmacro %}</w:t>
       </w:r>
     </w:p>
     <w:p/>
@@ -1017,127 +486,35 @@
       </w:r>
     </w:p>
     <w:p>
-      <w:proofErr w:type="gramStart"/>
-      <w:r>
-        <w:t>{{ config</w:t>
-      </w:r>
-      <w:proofErr w:type="gramEnd"/>
-      <w:r>
-        <w:t>(materialized='ephemeral'</w:t>
-      </w:r>
-      <w:proofErr w:type="gramStart"/>
-      <w:r>
-        <w:t>) }</w:t>
-      </w:r>
-      <w:proofErr w:type="gramEnd"/>
-      <w:r>
-        <w:t>}</w:t>
-      </w:r>
-    </w:p>
-    <w:p>
-      <w:r>
-        <w:t xml:space="preserve">{% set </w:t>
-      </w:r>
-      <w:proofErr w:type="spellStart"/>
-      <w:r>
-        <w:t>count_query</w:t>
-      </w:r>
-      <w:proofErr w:type="spellEnd"/>
-      <w:r>
-        <w:t xml:space="preserve"> %}</w:t>
-      </w:r>
-    </w:p>
-    <w:p>
-      <w:r>
-        <w:t xml:space="preserve">    SELECT </w:t>
-      </w:r>
-      <w:proofErr w:type="gramStart"/>
-      <w:r>
-        <w:t>COUNT(</w:t>
-      </w:r>
-      <w:proofErr w:type="gramEnd"/>
-      <w:r>
-        <w:t xml:space="preserve">*) AS </w:t>
-      </w:r>
-      <w:proofErr w:type="spellStart"/>
-      <w:r>
-        <w:t>row_count</w:t>
-      </w:r>
-      <w:proofErr w:type="spellEnd"/>
-      <w:r>
-        <w:t xml:space="preserve"> FROM </w:t>
-      </w:r>
-    </w:p>
-    <w:p>
-      <w:r>
-        <w:t>    DEMO_</w:t>
-      </w:r>
-      <w:proofErr w:type="gramStart"/>
-      <w:r>
-        <w:t>DB.PUBLIC.ORDERS</w:t>
-      </w:r>
-      <w:proofErr w:type="gramEnd"/>
-    </w:p>
-    <w:p>
-      <w:r>
-        <w:t xml:space="preserve">{% </w:t>
-      </w:r>
-      <w:proofErr w:type="spellStart"/>
-      <w:r>
-        <w:t>endset</w:t>
-      </w:r>
-      <w:proofErr w:type="spellEnd"/>
-      <w:r>
-        <w:t xml:space="preserve"> %}</w:t>
-      </w:r>
-    </w:p>
-    <w:p/>
-    <w:p>
-      <w:r>
-        <w:t xml:space="preserve">{% set result = </w:t>
-      </w:r>
-      <w:proofErr w:type="spellStart"/>
-      <w:r>
-        <w:t>run_query</w:t>
-      </w:r>
-      <w:proofErr w:type="spellEnd"/>
-      <w:r>
-        <w:t>(</w:t>
-      </w:r>
-      <w:proofErr w:type="spellStart"/>
-      <w:r>
-        <w:t>count_query</w:t>
-      </w:r>
-      <w:proofErr w:type="spellEnd"/>
-      <w:r>
-        <w:t xml:space="preserve">) </w:t>
-      </w:r>
-      <w:proofErr w:type="gramStart"/>
-      <w:r>
-        <w:t>%}  --</w:t>
-      </w:r>
-      <w:proofErr w:type="spellStart"/>
-      <w:proofErr w:type="gramEnd"/>
-      <w:r>
-        <w:t>run_query</w:t>
-      </w:r>
-      <w:proofErr w:type="spellEnd"/>
-      <w:r>
-        <w:t xml:space="preserve"> is </w:t>
-      </w:r>
-      <w:proofErr w:type="spellStart"/>
-      <w:r>
-        <w:t>dbt</w:t>
-      </w:r>
-      <w:proofErr w:type="spellEnd"/>
-      <w:r>
-        <w:t xml:space="preserve"> built in function to execute </w:t>
-      </w:r>
-      <w:proofErr w:type="spellStart"/>
-      <w:r>
-        <w:t>sql</w:t>
-      </w:r>
-      <w:proofErr w:type="spellEnd"/>
+      <w:r>
+        <w:t>{{ config(materialized='ephemeral') }}</w:t>
+      </w:r>
+    </w:p>
+    <w:p>
+      <w:r>
+        <w:t>{% set count_query %}</w:t>
+      </w:r>
+    </w:p>
+    <w:p>
+      <w:r>
+        <w:t xml:space="preserve">    SELECT COUNT(*) AS row_count FROM </w:t>
+      </w:r>
+    </w:p>
+    <w:p>
+      <w:r>
+        <w:t>    DEMO_DB.PUBLIC.ORDERS</w:t>
+      </w:r>
+    </w:p>
+    <w:p>
+      <w:r>
+        <w:t>{% endset %}</w:t>
+      </w:r>
+    </w:p>
+    <w:p/>
+    <w:p>
+      <w:r>
+        <w:t>{% set result = run_query(count_query) %}  --run_query is dbt built in function to execute sql</w:t>
+      </w:r>
     </w:p>
     <w:p/>
     <w:p>
@@ -1193,104 +570,25 @@
     </w:p>
     <w:p>
       <w:r>
-        <w:t xml:space="preserve">    {% set </w:t>
-      </w:r>
-      <w:proofErr w:type="spellStart"/>
-      <w:r>
-        <w:t>row_count</w:t>
-      </w:r>
-      <w:proofErr w:type="spellEnd"/>
-      <w:r>
-        <w:t xml:space="preserve"> = </w:t>
-      </w:r>
-      <w:proofErr w:type="spellStart"/>
-      <w:proofErr w:type="gramStart"/>
-      <w:r>
-        <w:t>result.columns</w:t>
-      </w:r>
-      <w:proofErr w:type="spellEnd"/>
-      <w:proofErr w:type="gramEnd"/>
-      <w:r>
-        <w:t>[0</w:t>
-      </w:r>
-      <w:proofErr w:type="gramStart"/>
-      <w:r>
-        <w:t>].values()[</w:t>
-      </w:r>
-      <w:proofErr w:type="gramEnd"/>
-      <w:r>
-        <w:t xml:space="preserve">0] </w:t>
-      </w:r>
-      <w:proofErr w:type="gramStart"/>
-      <w:r>
-        <w:t>%}  --</w:t>
-      </w:r>
-      <w:proofErr w:type="gramEnd"/>
-      <w:r>
-        <w:t>fetch values from python dictionary</w:t>
-      </w:r>
-    </w:p>
-    <w:p>
-      <w:r>
-        <w:t xml:space="preserve">    {% do </w:t>
-      </w:r>
-      <w:proofErr w:type="gramStart"/>
-      <w:r>
-        <w:t>log(</w:t>
-      </w:r>
-      <w:proofErr w:type="gramEnd"/>
-      <w:r>
-        <w:t xml:space="preserve">"Orders count: " ~ </w:t>
-      </w:r>
-      <w:proofErr w:type="spellStart"/>
-      <w:r>
-        <w:t>row_count</w:t>
-      </w:r>
-      <w:proofErr w:type="spellEnd"/>
-      <w:r>
-        <w:t>, info=True) %}</w:t>
+        <w:t>    {% set row_count = result.columns[0].values()[0] %}  --fetch values from python dictionary</w:t>
+      </w:r>
+    </w:p>
+    <w:p>
+      <w:r>
+        <w:t>    {% do log("Orders count: " ~ row_count, info=True) %}</w:t>
       </w:r>
     </w:p>
     <w:p/>
     <w:p>
       <w:r>
         <w:lastRenderedPageBreak/>
-        <w:t xml:space="preserve">    {% if </w:t>
-      </w:r>
-      <w:proofErr w:type="spellStart"/>
-      <w:r>
-        <w:t>row_count</w:t>
-      </w:r>
-      <w:proofErr w:type="spellEnd"/>
-      <w:r>
-        <w:t xml:space="preserve"> &lt; 10 %}</w:t>
-      </w:r>
-    </w:p>
-    <w:p>
-      <w:r>
-        <w:t xml:space="preserve">        </w:t>
-      </w:r>
-      <w:proofErr w:type="gramStart"/>
-      <w:r>
-        <w:t xml:space="preserve">{{ </w:t>
-      </w:r>
-      <w:proofErr w:type="spellStart"/>
-      <w:r>
-        <w:t>send</w:t>
-      </w:r>
-      <w:proofErr w:type="gramEnd"/>
-      <w:r>
-        <w:t>_email_</w:t>
-      </w:r>
-      <w:proofErr w:type="gramStart"/>
-      <w:r>
-        <w:t>notification</w:t>
-      </w:r>
-      <w:proofErr w:type="spellEnd"/>
-      <w:r>
-        <w:t>(</w:t>
-      </w:r>
-      <w:proofErr w:type="gramEnd"/>
+        <w:t>    {% if row_count &lt; 10 %}</w:t>
+      </w:r>
+    </w:p>
+    <w:p>
+      <w:r>
+        <w:t>        {{ send_email_notification(</w:t>
+      </w:r>
     </w:p>
     <w:p>
       <w:r>
@@ -1299,15 +597,7 @@
     </w:p>
     <w:p>
       <w:r>
-        <w:t xml:space="preserve">            "Orders table has only " ~ </w:t>
-      </w:r>
-      <w:proofErr w:type="spellStart"/>
-      <w:r>
-        <w:t>row_count</w:t>
-      </w:r>
-      <w:proofErr w:type="spellEnd"/>
-      <w:r>
-        <w:t xml:space="preserve"> ~ " rows today. Please check the pipeline."</w:t>
+        <w:t>            "Orders table has only " ~ row_count ~ " rows today. Please check the pipeline."</w:t>
       </w:r>
     </w:p>
     <w:p>
@@ -1328,6 +618,9 @@
     <w:p/>
     <w:p>
       <w:r>
+        <w:rPr>
+          <w:noProof/>
+        </w:rPr>
         <w:drawing>
           <wp:inline distT="0" distB="0" distL="0" distR="0" wp14:anchorId="1FB60A9D" wp14:editId="0508FB0A">
             <wp:extent cx="5731510" cy="3267710"/>
@@ -1353,6 +646,418 @@
                     <a:xfrm>
                       <a:off x="0" y="0"/>
                       <a:ext cx="5731510" cy="3267710"/>
+                    </a:xfrm>
+                    <a:prstGeom prst="rect">
+                      <a:avLst/>
+                    </a:prstGeom>
+                  </pic:spPr>
+                </pic:pic>
+              </a:graphicData>
+            </a:graphic>
+          </wp:inline>
+        </w:drawing>
+      </w:r>
+    </w:p>
+    <w:p>
+      <w:r>
+        <w:drawing>
+          <wp:inline distT="0" distB="0" distL="0" distR="0" wp14:anchorId="55729EF0" wp14:editId="0E9582C2">
+            <wp:extent cx="5731510" cy="2367280"/>
+            <wp:effectExtent l="0" t="0" r="2540" b="0"/>
+            <wp:docPr id="1688665331" name="Picture 1"/>
+            <wp:cNvGraphicFramePr>
+              <a:graphicFrameLocks xmlns:a="http://schemas.openxmlformats.org/drawingml/2006/main" noChangeAspect="1"/>
+            </wp:cNvGraphicFramePr>
+            <a:graphic xmlns:a="http://schemas.openxmlformats.org/drawingml/2006/main">
+              <a:graphicData uri="http://schemas.openxmlformats.org/drawingml/2006/picture">
+                <pic:pic xmlns:pic="http://schemas.openxmlformats.org/drawingml/2006/picture">
+                  <pic:nvPicPr>
+                    <pic:cNvPr id="1688665331" name=""/>
+                    <pic:cNvPicPr/>
+                  </pic:nvPicPr>
+                  <pic:blipFill>
+                    <a:blip r:embed="rId11"/>
+                    <a:stretch>
+                      <a:fillRect/>
+                    </a:stretch>
+                  </pic:blipFill>
+                  <pic:spPr>
+                    <a:xfrm>
+                      <a:off x="0" y="0"/>
+                      <a:ext cx="5731510" cy="2367280"/>
+                    </a:xfrm>
+                    <a:prstGeom prst="rect">
+                      <a:avLst/>
+                    </a:prstGeom>
+                  </pic:spPr>
+                </pic:pic>
+              </a:graphicData>
+            </a:graphic>
+          </wp:inline>
+        </w:drawing>
+      </w:r>
+    </w:p>
+    <w:p/>
+    <w:p>
+      <w:r>
+        <w:lastRenderedPageBreak/>
+        <w:t>{{</w:t>
+      </w:r>
+    </w:p>
+    <w:p>
+      <w:r>
+        <w:t>    config(</w:t>
+      </w:r>
+    </w:p>
+    <w:p>
+      <w:r>
+        <w:t>        materialized='table',</w:t>
+      </w:r>
+    </w:p>
+    <w:p>
+      <w:r>
+        <w:t>        pre_hook="""</w:t>
+      </w:r>
+    </w:p>
+    <w:p>
+      <w:r>
+        <w:t>            INSERT INTO demo_db.PUBLIC.audit_logs (model_name, event, run_at,user_name)</w:t>
+      </w:r>
+    </w:p>
+    <w:p>
+      <w:r>
+        <w:t>            VALUES ('stg_audit_customers_model', 'start', CURRENT_TIMESTAMP, CURRENT_USER());</w:t>
+      </w:r>
+    </w:p>
+    <w:p>
+      <w:r>
+        <w:t>        """,</w:t>
+      </w:r>
+    </w:p>
+    <w:p>
+      <w:r>
+        <w:t>        post_hook="""</w:t>
+      </w:r>
+    </w:p>
+    <w:p>
+      <w:r>
+        <w:t>            INSERT INTO demo_db.PUBLIC.audit_logs (model_name, event, run_at,user_name)</w:t>
+      </w:r>
+    </w:p>
+    <w:p>
+      <w:r>
+        <w:t>            VALUES ('stg_audit_customers_model', 'end', CURRENT_TIMESTAMP, CURRENT_USER());</w:t>
+      </w:r>
+    </w:p>
+    <w:p>
+      <w:r>
+        <w:t>        """</w:t>
+      </w:r>
+    </w:p>
+    <w:p>
+      <w:r>
+        <w:t>    )</w:t>
+      </w:r>
+    </w:p>
+    <w:p>
+      <w:r>
+        <w:t>}}</w:t>
+      </w:r>
+    </w:p>
+    <w:p/>
+    <w:p>
+      <w:r>
+        <w:t>SELECT id, COUNT(*) as order_count</w:t>
+      </w:r>
+    </w:p>
+    <w:p>
+      <w:r>
+        <w:t>FROM demo_db.PUBLIC.CUSTOMERS_RAW</w:t>
+      </w:r>
+    </w:p>
+    <w:p>
+      <w:r>
+        <w:t>GROUP BY id</w:t>
+      </w:r>
+    </w:p>
+    <w:p/>
+    <w:p>
+      <w:r>
+        <w:t>Grant vala – 2</w:t>
+      </w:r>
+    </w:p>
+    <w:p>
+      <w:r>
+        <w:t>{{ config(</w:t>
+      </w:r>
+    </w:p>
+    <w:p>
+      <w:r>
+        <w:t>    materialized='table',</w:t>
+      </w:r>
+    </w:p>
+    <w:p>
+      <w:r>
+        <w:t>    post_hook="""</w:t>
+      </w:r>
+    </w:p>
+    <w:p>
+      <w:r>
+        <w:t>        GRANT SELECT ON {{ this }} TO ROLE ANALYST_FR;</w:t>
+      </w:r>
+    </w:p>
+    <w:p>
+      <w:r>
+        <w:t>    """</w:t>
+      </w:r>
+    </w:p>
+    <w:p>
+      <w:r>
+        <w:t>) }}</w:t>
+      </w:r>
+    </w:p>
+    <w:p/>
+    <w:p>
+      <w:r>
+        <w:t>select id,</w:t>
+      </w:r>
+    </w:p>
+    <w:p>
+      <w:r>
+        <w:t>count(*) as txn_count</w:t>
+      </w:r>
+    </w:p>
+    <w:p>
+      <w:r>
+        <w:t>from demo_db.public.CUSTOMERS_RAW</w:t>
+      </w:r>
+    </w:p>
+    <w:p>
+      <w:r>
+        <w:t>group by id</w:t>
+      </w:r>
+    </w:p>
+    <w:p/>
+    <w:p>
+      <w:r>
+        <w:drawing>
+          <wp:inline distT="0" distB="0" distL="0" distR="0" wp14:anchorId="5351F12C" wp14:editId="6DD2169F">
+            <wp:extent cx="5731510" cy="3129915"/>
+            <wp:effectExtent l="0" t="0" r="2540" b="0"/>
+            <wp:docPr id="1236738652" name="Picture 1"/>
+            <wp:cNvGraphicFramePr>
+              <a:graphicFrameLocks xmlns:a="http://schemas.openxmlformats.org/drawingml/2006/main" noChangeAspect="1"/>
+            </wp:cNvGraphicFramePr>
+            <a:graphic xmlns:a="http://schemas.openxmlformats.org/drawingml/2006/main">
+              <a:graphicData uri="http://schemas.openxmlformats.org/drawingml/2006/picture">
+                <pic:pic xmlns:pic="http://schemas.openxmlformats.org/drawingml/2006/picture">
+                  <pic:nvPicPr>
+                    <pic:cNvPr id="1236738652" name=""/>
+                    <pic:cNvPicPr/>
+                  </pic:nvPicPr>
+                  <pic:blipFill>
+                    <a:blip r:embed="rId12"/>
+                    <a:stretch>
+                      <a:fillRect/>
+                    </a:stretch>
+                  </pic:blipFill>
+                  <pic:spPr>
+                    <a:xfrm>
+                      <a:off x="0" y="0"/>
+                      <a:ext cx="5731510" cy="3129915"/>
+                    </a:xfrm>
+                    <a:prstGeom prst="rect">
+                      <a:avLst/>
+                    </a:prstGeom>
+                  </pic:spPr>
+                </pic:pic>
+              </a:graphicData>
+            </a:graphic>
+          </wp:inline>
+        </w:drawing>
+      </w:r>
+    </w:p>
+    <w:p>
+      <w:r>
+        <w:t>Macros/governance.sql</w:t>
+      </w:r>
+    </w:p>
+    <w:p>
+      <w:r>
+        <w:t>{%- macro sql_log_event(event) -%}</w:t>
+      </w:r>
+    </w:p>
+    <w:p>
+      <w:r>
+        <w:t>    -- Returns a single SQL statement for hooks to execute</w:t>
+      </w:r>
+    </w:p>
+    <w:p>
+      <w:r>
+        <w:t>    INSERT INTO DEMO_DB.AUDIT.MODEL_RUN_LOG (model_name, event, run_at, user_name)</w:t>
+      </w:r>
+    </w:p>
+    <w:p>
+      <w:r>
+        <w:t>    VALUES ('{{ this.identifier }}', '{{ event }}', CURRENT_TIMESTAMP, CURRENT_USER());</w:t>
+      </w:r>
+    </w:p>
+    <w:p>
+      <w:r>
+        <w:t>    --name of that mode [this.identifier], start/end event, current timestamp, current user</w:t>
+      </w:r>
+    </w:p>
+    <w:p>
+      <w:r>
+        <w:t>{%- endmacro %}</w:t>
+      </w:r>
+    </w:p>
+    <w:p/>
+    <w:p>
+      <w:r>
+        <w:t>{%- macro sql_register_schema() -%}</w:t>
+      </w:r>
+    </w:p>
+    <w:p>
+      <w:r>
+        <w:t>    -- After the table exists, write its column list into the registry</w:t>
+      </w:r>
+    </w:p>
+    <w:p>
+      <w:r>
+        <w:t>    INSERT INTO DEMO_DB.GOVERNANCE.MODEL_SCHEMA_REGISTRY</w:t>
+      </w:r>
+    </w:p>
+    <w:p>
+      <w:r>
+        <w:lastRenderedPageBreak/>
+        <w:t>        (database_name, schema_name, table_name, column_name, data_type, loaded_at)</w:t>
+      </w:r>
+    </w:p>
+    <w:p>
+      <w:r>
+        <w:t>    SELECT</w:t>
+      </w:r>
+    </w:p>
+    <w:p>
+      <w:r>
+        <w:t>        '{{ this.database }}'    AS database_name,</w:t>
+      </w:r>
+    </w:p>
+    <w:p>
+      <w:r>
+        <w:t>        '{{ this.schema }}'      AS schema_name,</w:t>
+      </w:r>
+    </w:p>
+    <w:p>
+      <w:r>
+        <w:t>        '{{ this.identifier }}'  AS table_name,</w:t>
+      </w:r>
+    </w:p>
+    <w:p>
+      <w:r>
+        <w:t>        column_name,</w:t>
+      </w:r>
+    </w:p>
+    <w:p>
+      <w:r>
+        <w:t>        data_type,</w:t>
+      </w:r>
+    </w:p>
+    <w:p>
+      <w:r>
+        <w:t>        CURRENT_TIMESTAMP</w:t>
+      </w:r>
+    </w:p>
+    <w:p>
+      <w:r>
+        <w:t>    FROM {{ this.database }}.INFORMATION_SCHEMA.COLUMNS</w:t>
+      </w:r>
+    </w:p>
+    <w:p>
+      <w:r>
+        <w:t>    WHERE table_schema = '{{ this.schema | upper }}'</w:t>
+      </w:r>
+    </w:p>
+    <w:p>
+      <w:r>
+        <w:t>      AND table_name = '{{ this.identifier | upper}}';</w:t>
+      </w:r>
+    </w:p>
+    <w:p>
+      <w:r>
+        <w:t>{%- endmacro %}</w:t>
+      </w:r>
+    </w:p>
+    <w:p/>
+    <w:p/>
+    <w:p>
+      <w:r>
+        <w:drawing>
+          <wp:inline distT="0" distB="0" distL="0" distR="0" wp14:anchorId="49736FDA" wp14:editId="6C96E645">
+            <wp:extent cx="4763165" cy="2381582"/>
+            <wp:effectExtent l="0" t="0" r="0" b="0"/>
+            <wp:docPr id="1677669813" name="Picture 1"/>
+            <wp:cNvGraphicFramePr>
+              <a:graphicFrameLocks xmlns:a="http://schemas.openxmlformats.org/drawingml/2006/main" noChangeAspect="1"/>
+            </wp:cNvGraphicFramePr>
+            <a:graphic xmlns:a="http://schemas.openxmlformats.org/drawingml/2006/main">
+              <a:graphicData uri="http://schemas.openxmlformats.org/drawingml/2006/picture">
+                <pic:pic xmlns:pic="http://schemas.openxmlformats.org/drawingml/2006/picture">
+                  <pic:nvPicPr>
+                    <pic:cNvPr id="1677669813" name=""/>
+                    <pic:cNvPicPr/>
+                  </pic:nvPicPr>
+                  <pic:blipFill>
+                    <a:blip r:embed="rId13"/>
+                    <a:stretch>
+                      <a:fillRect/>
+                    </a:stretch>
+                  </pic:blipFill>
+                  <pic:spPr>
+                    <a:xfrm>
+                      <a:off x="0" y="0"/>
+                      <a:ext cx="4763165" cy="2381582"/>
+                    </a:xfrm>
+                    <a:prstGeom prst="rect">
+                      <a:avLst/>
+                    </a:prstGeom>
+                  </pic:spPr>
+                </pic:pic>
+              </a:graphicData>
+            </a:graphic>
+          </wp:inline>
+        </w:drawing>
+      </w:r>
+    </w:p>
+    <w:p>
+      <w:r>
+        <w:lastRenderedPageBreak/>
+        <w:drawing>
+          <wp:inline distT="0" distB="0" distL="0" distR="0" wp14:anchorId="30C9C062" wp14:editId="75680EF7">
+            <wp:extent cx="5731510" cy="2943860"/>
+            <wp:effectExtent l="0" t="0" r="2540" b="8890"/>
+            <wp:docPr id="987994548" name="Picture 1" descr="A screenshot of a computer&#10;&#10;AI-generated content may be incorrect."/>
+            <wp:cNvGraphicFramePr>
+              <a:graphicFrameLocks xmlns:a="http://schemas.openxmlformats.org/drawingml/2006/main" noChangeAspect="1"/>
+            </wp:cNvGraphicFramePr>
+            <a:graphic xmlns:a="http://schemas.openxmlformats.org/drawingml/2006/main">
+              <a:graphicData uri="http://schemas.openxmlformats.org/drawingml/2006/picture">
+                <pic:pic xmlns:pic="http://schemas.openxmlformats.org/drawingml/2006/picture">
+                  <pic:nvPicPr>
+                    <pic:cNvPr id="987994548" name="Picture 1" descr="A screenshot of a computer&#10;&#10;AI-generated content may be incorrect."/>
+                    <pic:cNvPicPr/>
+                  </pic:nvPicPr>
+                  <pic:blipFill>
+                    <a:blip r:embed="rId14"/>
+                    <a:stretch>
+                      <a:fillRect/>
+                    </a:stretch>
+                  </pic:blipFill>
+                  <pic:spPr>
+                    <a:xfrm>
+                      <a:off x="0" y="0"/>
+                      <a:ext cx="5731510" cy="2943860"/>
                     </a:xfrm>
                     <a:prstGeom prst="rect">
                       <a:avLst/>

--- a/Macros_and_hooks.docx
+++ b/Macros_and_hooks.docx
@@ -1058,6 +1058,45 @@
                     <a:xfrm>
                       <a:off x="0" y="0"/>
                       <a:ext cx="5731510" cy="2943860"/>
+                    </a:xfrm>
+                    <a:prstGeom prst="rect">
+                      <a:avLst/>
+                    </a:prstGeom>
+                  </pic:spPr>
+                </pic:pic>
+              </a:graphicData>
+            </a:graphic>
+          </wp:inline>
+        </w:drawing>
+      </w:r>
+    </w:p>
+    <w:p>
+      <w:r>
+        <w:drawing>
+          <wp:inline distT="0" distB="0" distL="0" distR="0" wp14:anchorId="0A06870C" wp14:editId="15D56616">
+            <wp:extent cx="5731510" cy="2129790"/>
+            <wp:effectExtent l="0" t="0" r="2540" b="3810"/>
+            <wp:docPr id="1174993977" name="Picture 1" descr="A screenshot of a computer&#10;&#10;AI-generated content may be incorrect."/>
+            <wp:cNvGraphicFramePr>
+              <a:graphicFrameLocks xmlns:a="http://schemas.openxmlformats.org/drawingml/2006/main" noChangeAspect="1"/>
+            </wp:cNvGraphicFramePr>
+            <a:graphic xmlns:a="http://schemas.openxmlformats.org/drawingml/2006/main">
+              <a:graphicData uri="http://schemas.openxmlformats.org/drawingml/2006/picture">
+                <pic:pic xmlns:pic="http://schemas.openxmlformats.org/drawingml/2006/picture">
+                  <pic:nvPicPr>
+                    <pic:cNvPr id="1174993977" name="Picture 1" descr="A screenshot of a computer&#10;&#10;AI-generated content may be incorrect."/>
+                    <pic:cNvPicPr/>
+                  </pic:nvPicPr>
+                  <pic:blipFill>
+                    <a:blip r:embed="rId15"/>
+                    <a:stretch>
+                      <a:fillRect/>
+                    </a:stretch>
+                  </pic:blipFill>
+                  <pic:spPr>
+                    <a:xfrm>
+                      <a:off x="0" y="0"/>
+                      <a:ext cx="5731510" cy="2129790"/>
                     </a:xfrm>
                     <a:prstGeom prst="rect">
                       <a:avLst/>

--- a/Macros_and_hooks.docx
+++ b/Macros_and_hooks.docx
@@ -660,6 +660,9 @@
     </w:p>
     <w:p>
       <w:r>
+        <w:rPr>
+          <w:noProof/>
+        </w:rPr>
         <w:drawing>
           <wp:inline distT="0" distB="0" distL="0" distR="0" wp14:anchorId="55729EF0" wp14:editId="0E9582C2">
             <wp:extent cx="5731510" cy="2367280"/>
@@ -840,6 +843,9 @@
     <w:p/>
     <w:p>
       <w:r>
+        <w:rPr>
+          <w:noProof/>
+        </w:rPr>
         <w:drawing>
           <wp:inline distT="0" distB="0" distL="0" distR="0" wp14:anchorId="5351F12C" wp14:editId="6DD2169F">
             <wp:extent cx="5731510" cy="3129915"/>
@@ -993,6 +999,9 @@
     <w:p/>
     <w:p>
       <w:r>
+        <w:rPr>
+          <w:noProof/>
+        </w:rPr>
         <w:drawing>
           <wp:inline distT="0" distB="0" distL="0" distR="0" wp14:anchorId="49736FDA" wp14:editId="6C96E645">
             <wp:extent cx="4763165" cy="2381582"/>
@@ -1032,6 +1041,9 @@
     </w:p>
     <w:p>
       <w:r>
+        <w:rPr>
+          <w:noProof/>
+        </w:rPr>
         <w:lastRenderedPageBreak/>
         <w:drawing>
           <wp:inline distT="0" distB="0" distL="0" distR="0" wp14:anchorId="30C9C062" wp14:editId="75680EF7">
@@ -1069,9 +1081,10 @@
           </wp:inline>
         </w:drawing>
       </w:r>
-    </w:p>
-    <w:p>
-      <w:r>
+      <w:r>
+        <w:rPr>
+          <w:noProof/>
+        </w:rPr>
         <w:drawing>
           <wp:inline distT="0" distB="0" distL="0" distR="0" wp14:anchorId="0A06870C" wp14:editId="15D56616">
             <wp:extent cx="5731510" cy="2129790"/>
@@ -1097,6 +1110,131 @@
                     <a:xfrm>
                       <a:off x="0" y="0"/>
                       <a:ext cx="5731510" cy="2129790"/>
+                    </a:xfrm>
+                    <a:prstGeom prst="rect">
+                      <a:avLst/>
+                    </a:prstGeom>
+                  </pic:spPr>
+                </pic:pic>
+              </a:graphicData>
+            </a:graphic>
+          </wp:inline>
+        </w:drawing>
+      </w:r>
+    </w:p>
+    <w:p/>
+    <w:p>
+      <w:r>
+        <w:t>DBT Tests</w:t>
+      </w:r>
+    </w:p>
+    <w:p>
+      <w:r>
+        <w:drawing>
+          <wp:inline distT="0" distB="0" distL="0" distR="0" wp14:anchorId="6DEEE217" wp14:editId="0716491B">
+            <wp:extent cx="4115587" cy="2504644"/>
+            <wp:effectExtent l="0" t="0" r="0" b="0"/>
+            <wp:docPr id="1004273778" name="Picture 1" descr="A screenshot of a computer&#10;&#10;AI-generated content may be incorrect."/>
+            <wp:cNvGraphicFramePr>
+              <a:graphicFrameLocks xmlns:a="http://schemas.openxmlformats.org/drawingml/2006/main" noChangeAspect="1"/>
+            </wp:cNvGraphicFramePr>
+            <a:graphic xmlns:a="http://schemas.openxmlformats.org/drawingml/2006/main">
+              <a:graphicData uri="http://schemas.openxmlformats.org/drawingml/2006/picture">
+                <pic:pic xmlns:pic="http://schemas.openxmlformats.org/drawingml/2006/picture">
+                  <pic:nvPicPr>
+                    <pic:cNvPr id="1004273778" name="Picture 1" descr="A screenshot of a computer&#10;&#10;AI-generated content may be incorrect."/>
+                    <pic:cNvPicPr/>
+                  </pic:nvPicPr>
+                  <pic:blipFill>
+                    <a:blip r:embed="rId16"/>
+                    <a:stretch>
+                      <a:fillRect/>
+                    </a:stretch>
+                  </pic:blipFill>
+                  <pic:spPr>
+                    <a:xfrm>
+                      <a:off x="0" y="0"/>
+                      <a:ext cx="4121971" cy="2508529"/>
+                    </a:xfrm>
+                    <a:prstGeom prst="rect">
+                      <a:avLst/>
+                    </a:prstGeom>
+                  </pic:spPr>
+                </pic:pic>
+              </a:graphicData>
+            </a:graphic>
+          </wp:inline>
+        </w:drawing>
+      </w:r>
+    </w:p>
+    <w:p/>
+    <w:p>
+      <w:r>
+        <w:lastRenderedPageBreak/>
+        <w:drawing>
+          <wp:inline distT="0" distB="0" distL="0" distR="0" wp14:anchorId="77B75E53" wp14:editId="0BA12079">
+            <wp:extent cx="4263609" cy="2906491"/>
+            <wp:effectExtent l="0" t="0" r="3810" b="8255"/>
+            <wp:docPr id="1374849916" name="Picture 1" descr="A screenshot of a test&#10;&#10;AI-generated content may be incorrect."/>
+            <wp:cNvGraphicFramePr>
+              <a:graphicFrameLocks xmlns:a="http://schemas.openxmlformats.org/drawingml/2006/main" noChangeAspect="1"/>
+            </wp:cNvGraphicFramePr>
+            <a:graphic xmlns:a="http://schemas.openxmlformats.org/drawingml/2006/main">
+              <a:graphicData uri="http://schemas.openxmlformats.org/drawingml/2006/picture">
+                <pic:pic xmlns:pic="http://schemas.openxmlformats.org/drawingml/2006/picture">
+                  <pic:nvPicPr>
+                    <pic:cNvPr id="1374849916" name="Picture 1" descr="A screenshot of a test&#10;&#10;AI-generated content may be incorrect."/>
+                    <pic:cNvPicPr/>
+                  </pic:nvPicPr>
+                  <pic:blipFill>
+                    <a:blip r:embed="rId17"/>
+                    <a:stretch>
+                      <a:fillRect/>
+                    </a:stretch>
+                  </pic:blipFill>
+                  <pic:spPr>
+                    <a:xfrm>
+                      <a:off x="0" y="0"/>
+                      <a:ext cx="4270982" cy="2911517"/>
+                    </a:xfrm>
+                    <a:prstGeom prst="rect">
+                      <a:avLst/>
+                    </a:prstGeom>
+                  </pic:spPr>
+                </pic:pic>
+              </a:graphicData>
+            </a:graphic>
+          </wp:inline>
+        </w:drawing>
+      </w:r>
+    </w:p>
+    <w:p>
+      <w:r>
+        <w:drawing>
+          <wp:inline distT="0" distB="0" distL="0" distR="0" wp14:anchorId="1A73A63F" wp14:editId="09C0320E">
+            <wp:extent cx="5731510" cy="3493770"/>
+            <wp:effectExtent l="0" t="0" r="2540" b="0"/>
+            <wp:docPr id="377385242" name="Picture 1"/>
+            <wp:cNvGraphicFramePr>
+              <a:graphicFrameLocks xmlns:a="http://schemas.openxmlformats.org/drawingml/2006/main" noChangeAspect="1"/>
+            </wp:cNvGraphicFramePr>
+            <a:graphic xmlns:a="http://schemas.openxmlformats.org/drawingml/2006/main">
+              <a:graphicData uri="http://schemas.openxmlformats.org/drawingml/2006/picture">
+                <pic:pic xmlns:pic="http://schemas.openxmlformats.org/drawingml/2006/picture">
+                  <pic:nvPicPr>
+                    <pic:cNvPr id="377385242" name=""/>
+                    <pic:cNvPicPr/>
+                  </pic:nvPicPr>
+                  <pic:blipFill>
+                    <a:blip r:embed="rId18"/>
+                    <a:stretch>
+                      <a:fillRect/>
+                    </a:stretch>
+                  </pic:blipFill>
+                  <pic:spPr>
+                    <a:xfrm>
+                      <a:off x="0" y="0"/>
+                      <a:ext cx="5731510" cy="3493770"/>
                     </a:xfrm>
                     <a:prstGeom prst="rect">
                       <a:avLst/>
@@ -1722,6 +1860,7 @@
   <w:style w:type="character" w:default="1" w:styleId="DefaultParagraphFont">
     <w:name w:val="Default Paragraph Font"/>
     <w:uiPriority w:val="1"/>
+    <w:semiHidden/>
     <w:unhideWhenUsed/>
   </w:style>
   <w:style w:type="table" w:default="1" w:styleId="TableNormal">
